--- a/klagomål/A 8191-2026 FSC-klagomål.docx
+++ b/klagomål/A 8191-2026 FSC-klagomål.docx
@@ -2101,7 +2101,7 @@
     <w:r>
       <w:tab/>
       <w:tab/>
-      <w:t>2026-09-14</w:t>
+      <w:t>2026-09-15</w:t>
       <w:br/>
       <w:br/>
     </w:r>

--- a/klagomål/A 8191-2026 FSC-klagomål.docx
+++ b/klagomål/A 8191-2026 FSC-klagomål.docx
@@ -2101,7 +2101,7 @@
     <w:r>
       <w:tab/>
       <w:tab/>
-      <w:t>2026-09-15</w:t>
+      <w:t>2026-09-16</w:t>
       <w:br/>
       <w:br/>
     </w:r>

--- a/klagomål/A 8191-2026 FSC-klagomål.docx
+++ b/klagomål/A 8191-2026 FSC-klagomål.docx
@@ -2101,7 +2101,7 @@
     <w:r>
       <w:tab/>
       <w:tab/>
-      <w:t>2026-09-16</w:t>
+      <w:t>2026-09-17</w:t>
       <w:br/>
       <w:br/>
     </w:r>

--- a/klagomål/A 8191-2026 FSC-klagomål.docx
+++ b/klagomål/A 8191-2026 FSC-klagomål.docx
@@ -2101,7 +2101,7 @@
     <w:r>
       <w:tab/>
       <w:tab/>
-      <w:t>2026-09-17</w:t>
+      <w:t>2026-09-18</w:t>
       <w:br/>
       <w:br/>
     </w:r>

--- a/klagomål/A 8191-2026 FSC-klagomål.docx
+++ b/klagomål/A 8191-2026 FSC-klagomål.docx
@@ -2101,7 +2101,7 @@
     <w:r>
       <w:tab/>
       <w:tab/>
-      <w:t>2026-09-18</w:t>
+      <w:t>2026-09-19</w:t>
       <w:br/>
       <w:br/>
     </w:r>

--- a/klagomål/A 8191-2026 FSC-klagomål.docx
+++ b/klagomål/A 8191-2026 FSC-klagomål.docx
@@ -2101,7 +2101,7 @@
     <w:r>
       <w:tab/>
       <w:tab/>
-      <w:t>2026-09-19</w:t>
+      <w:t>2026-09-21</w:t>
       <w:br/>
       <w:br/>
     </w:r>

--- a/klagomål/A 8191-2026 FSC-klagomål.docx
+++ b/klagomål/A 8191-2026 FSC-klagomål.docx
@@ -2101,7 +2101,7 @@
     <w:r>
       <w:tab/>
       <w:tab/>
-      <w:t>2026-09-21</w:t>
+      <w:t>2026-09-23</w:t>
       <w:br/>
       <w:br/>
     </w:r>

--- a/klagomål/A 8191-2026 FSC-klagomål.docx
+++ b/klagomål/A 8191-2026 FSC-klagomål.docx
@@ -2101,7 +2101,7 @@
     <w:r>
       <w:tab/>
       <w:tab/>
-      <w:t>2026-09-23</w:t>
+      <w:t>2026-09-24</w:t>
       <w:br/>
       <w:br/>
     </w:r>

--- a/klagomål/A 8191-2026 FSC-klagomål.docx
+++ b/klagomål/A 8191-2026 FSC-klagomål.docx
@@ -2101,7 +2101,7 @@
     <w:r>
       <w:tab/>
       <w:tab/>
-      <w:t>2026-09-24</w:t>
+      <w:t>2026-09-25</w:t>
       <w:br/>
       <w:br/>
     </w:r>

--- a/klagomål/A 8191-2026 FSC-klagomål.docx
+++ b/klagomål/A 8191-2026 FSC-klagomål.docx
@@ -2101,7 +2101,7 @@
     <w:r>
       <w:tab/>
       <w:tab/>
-      <w:t>2026-09-25</w:t>
+      <w:t>2026-09-26</w:t>
       <w:br/>
       <w:br/>
     </w:r>

--- a/klagomål/A 8191-2026 FSC-klagomål.docx
+++ b/klagomål/A 8191-2026 FSC-klagomål.docx
@@ -2101,7 +2101,7 @@
     <w:r>
       <w:tab/>
       <w:tab/>
-      <w:t>2026-09-26</w:t>
+      <w:t>2026-09-27</w:t>
       <w:br/>
       <w:br/>
     </w:r>

--- a/klagomål/A 8191-2026 FSC-klagomål.docx
+++ b/klagomål/A 8191-2026 FSC-klagomål.docx
@@ -2101,7 +2101,7 @@
     <w:r>
       <w:tab/>
       <w:tab/>
-      <w:t>2026-09-27</w:t>
+      <w:t>2026-09-28</w:t>
       <w:br/>
       <w:br/>
     </w:r>

--- a/klagomål/A 8191-2026 FSC-klagomål.docx
+++ b/klagomål/A 8191-2026 FSC-klagomål.docx
@@ -2101,7 +2101,7 @@
     <w:r>
       <w:tab/>
       <w:tab/>
-      <w:t>2026-09-28</w:t>
+      <w:t>2026-09-29</w:t>
       <w:br/>
       <w:br/>
     </w:r>

--- a/klagomål/A 8191-2026 FSC-klagomål.docx
+++ b/klagomål/A 8191-2026 FSC-klagomål.docx
@@ -2101,7 +2101,7 @@
     <w:r>
       <w:tab/>
       <w:tab/>
-      <w:t>2026-09-29</w:t>
+      <w:t>2026-09-30</w:t>
       <w:br/>
       <w:br/>
     </w:r>

--- a/klagomål/A 8191-2026 FSC-klagomål.docx
+++ b/klagomål/A 8191-2026 FSC-klagomål.docx
@@ -221,7 +221,7 @@
     </w:p>
     <w:p>
       <w:r>
-        <w:t>I och inom 24 meter från avverkningsanmälan finns fynd av 29 naturvårdsarter, varav 12 är rödlistade, 14 är fridlysta, 21 är typiska (T) och 7 är signalarter (S): garnlav (VU, T), gränsticka (VU, T), knärot (VU, T, §8), hängticka (NT), rosenticka (NT, T), rynkskinn (NT, T), skogshare (NT), talltita (NT, §4), tretåig hackspett (NT, T, §4), ullticka (NT, T), violettgrå tagellav (NT, T), vårärt (NT, T), bronshjon (S, T), korallrot (S, T, §8), spindelblomster (S, T, §8), thomsons trägnagare (S), trådticka (S, T), vedticka (S, T), ögonpyrola (S, T), blåsippa (T, §9), gråspett (T, §4), järpe (T, §4), linnea (T), spillkråka (T, §4), tjäder (T, §4), kungsfågel (§4), vanlig groda (§6), fläcknycklar (§8) och revlummer (§9). Se Figur 1.</w:t>
+        <w:t>I och inom 24 meter från avverkningsanmälan finns fynd av 31 naturvårdsarter, varav 12 är rödlistade, 15 är fridlysta, 23 är typiska (T) och 7 är signalarter (S): garnlav (VU, T), gränsticka (VU, T), knärot (VU, T, §8), hängticka (NT), rosenticka (NT, T), rynkskinn (NT, T), skogshare (NT), talltita (NT, §4), tretåig hackspett (NT, T, §4), ullticka (NT, T), violettgrå tagellav (NT, T), vårärt (NT, T), bronshjon (S, T), korallrot (S, T, §8), spindelblomster (S, T, §8), thomsons trägnagare (S), trådticka (S, T), vedticka (S, T), ögonpyrola (S, T), blåsippa (T, §9), gråspett (T, §4), järpe (T, §4), liljekonvalj (T), linnea (T), spillkråka (T, §4), tjäder (T, §4), tofsmes (T, §4), kungsfågel (§4), vanlig groda (§6), fläcknycklar (§8) och revlummer (§9). Se Figur 1.</w:t>
       </w:r>
     </w:p>
     <w:p>
@@ -840,6 +840,26 @@
         <w:rPr>
           <w:b/>
         </w:rPr>
+        <w:t>Liljekonvalj</w:t>
+      </w:r>
+      <w:r>
+        <w:t xml:space="preserve"> är typisk art för </w:t>
+      </w:r>
+      <w:r>
+        <w:rPr>
+          <w:i/>
+        </w:rPr>
+        <w:t>9190 Näringsfattig ekskog</w:t>
+      </w:r>
+      <w:r>
+        <w:t>. På liljekonvalj kan man hitta rostsvampen konvaljerost (NE) (SLU Artdatabanken, 2025).</w:t>
+      </w:r>
+    </w:p>
+    <w:p>
+      <w:r>
+        <w:rPr>
+          <w:b/>
+        </w:rPr>
         <w:t xml:space="preserve">Linnea </w:t>
       </w:r>
       <w:r>
@@ -911,6 +931,26 @@
       </w:r>
       <w:r>
         <w:t>. Tjädern är en utpräglad skogsfågel knuten till större sammanhängande barrskogsområden. Tupparna och hönorna utnyttjar till viss del olika miljöer, och habitatvalet varierar dessutom mellan olika delar av året. För att det ska finnas livskraftiga tjäderbestånd krävs funktionella skogslandskap med en blandning av uppvuxen, gles och luckig skog, täta sumpskogar, myrar och andra små våtmarker. Arten försvinner när skogen fragmenteras och den sammanlagda arealen hyggen och andra öppna områden blir för stor. Ett småskaligt och försiktigt virkesuttag genom hyggesfria metoder kan i vissa fall vara möjligt i området inom 200 m från lekcentrum. Längre ut från lekcentrum, inom 200–500 m bör den avverkade ytan inte överskrida 1 hektar för att undvika alltför stora och snabba förändringar (Skogsstyrelsen, 2019; SLU Artdatabanken, 2024).</w:t>
+      </w:r>
+    </w:p>
+    <w:p>
+      <w:r>
+        <w:rPr>
+          <w:b/>
+        </w:rPr>
+        <w:t>Tofsmes (§4)</w:t>
+      </w:r>
+      <w:r>
+        <w:t xml:space="preserve"> häckar i barr- och blandskog, främst i tallskog. Tofsmes är typisk art för </w:t>
+      </w:r>
+      <w:r>
+        <w:rPr>
+          <w:i/>
+        </w:rPr>
+        <w:t xml:space="preserve">9010 Taiga </w:t>
+      </w:r>
+      <w:r>
+        <w:t>(SLU Artdatabanken, 2025).</w:t>
       </w:r>
     </w:p>
     <w:p>
@@ -1019,7 +1059,7 @@
         <w:rPr>
           <w:i/>
         </w:rPr>
-        <w:t>I det avverkningsanmälda skogsområdet har 29 naturvårdsarter varav 12 rödlistade arter sina livsmiljöer och växtplatser.</w:t>
+        <w:t>I det avverkningsanmälda skogsområdet har 31 naturvårdsarter varav 12 rödlistade arter sina livsmiljöer och växtplatser.</w:t>
       </w:r>
     </w:p>
     <w:p>
@@ -2101,7 +2141,7 @@
     <w:r>
       <w:tab/>
       <w:tab/>
-      <w:t>2026-09-30</w:t>
+      <w:t>2026-10-01</w:t>
       <w:br/>
       <w:br/>
     </w:r>

--- a/klagomål/A 8191-2026 FSC-klagomål.docx
+++ b/klagomål/A 8191-2026 FSC-klagomål.docx
@@ -2141,7 +2141,7 @@
     <w:r>
       <w:tab/>
       <w:tab/>
-      <w:t>2026-10-01</w:t>
+      <w:t>2026-10-02</w:t>
       <w:br/>
       <w:br/>
     </w:r>

--- a/klagomål/A 8191-2026 FSC-klagomål.docx
+++ b/klagomål/A 8191-2026 FSC-klagomål.docx
@@ -2141,7 +2141,7 @@
     <w:r>
       <w:tab/>
       <w:tab/>
-      <w:t>2026-10-02</w:t>
+      <w:t>2026-10-03</w:t>
       <w:br/>
       <w:br/>
     </w:r>

--- a/klagomål/A 8191-2026 FSC-klagomål.docx
+++ b/klagomål/A 8191-2026 FSC-klagomål.docx
@@ -2141,7 +2141,7 @@
     <w:r>
       <w:tab/>
       <w:tab/>
-      <w:t>2026-10-03</w:t>
+      <w:t>2026-10-04</w:t>
       <w:br/>
       <w:br/>
     </w:r>

--- a/klagomål/A 8191-2026 FSC-klagomål.docx
+++ b/klagomål/A 8191-2026 FSC-klagomål.docx
@@ -2141,7 +2141,7 @@
     <w:r>
       <w:tab/>
       <w:tab/>
-      <w:t>2026-10-04</w:t>
+      <w:t>2026-10-05</w:t>
       <w:br/>
       <w:br/>
     </w:r>

--- a/klagomål/A 8191-2026 FSC-klagomål.docx
+++ b/klagomål/A 8191-2026 FSC-klagomål.docx
@@ -2141,7 +2141,7 @@
     <w:r>
       <w:tab/>
       <w:tab/>
-      <w:t>2026-10-05</w:t>
+      <w:t>2026-10-06</w:t>
       <w:br/>
       <w:br/>
     </w:r>

--- a/klagomål/A 8191-2026 FSC-klagomål.docx
+++ b/klagomål/A 8191-2026 FSC-klagomål.docx
@@ -2141,7 +2141,7 @@
     <w:r>
       <w:tab/>
       <w:tab/>
-      <w:t>2026-10-06</w:t>
+      <w:t>2026-10-07</w:t>
       <w:br/>
       <w:br/>
     </w:r>

--- a/klagomål/A 8191-2026 FSC-klagomål.docx
+++ b/klagomål/A 8191-2026 FSC-klagomål.docx
@@ -2141,7 +2141,7 @@
     <w:r>
       <w:tab/>
       <w:tab/>
-      <w:t>2026-10-07</w:t>
+      <w:t>2026-10-08</w:t>
       <w:br/>
       <w:br/>
     </w:r>

--- a/klagomål/A 8191-2026 FSC-klagomål.docx
+++ b/klagomål/A 8191-2026 FSC-klagomål.docx
@@ -2141,7 +2141,7 @@
     <w:r>
       <w:tab/>
       <w:tab/>
-      <w:t>2026-10-08</w:t>
+      <w:t>2026-10-09</w:t>
       <w:br/>
       <w:br/>
     </w:r>

--- a/klagomål/A 8191-2026 FSC-klagomål.docx
+++ b/klagomål/A 8191-2026 FSC-klagomål.docx
@@ -2141,7 +2141,7 @@
     <w:r>
       <w:tab/>
       <w:tab/>
-      <w:t>2026-10-09</w:t>
+      <w:t>2026-10-10</w:t>
       <w:br/>
       <w:br/>
     </w:r>

--- a/klagomål/A 8191-2026 FSC-klagomål.docx
+++ b/klagomål/A 8191-2026 FSC-klagomål.docx
@@ -2141,7 +2141,7 @@
     <w:r>
       <w:tab/>
       <w:tab/>
-      <w:t>2026-10-10</w:t>
+      <w:t>2026-10-11</w:t>
       <w:br/>
       <w:br/>
     </w:r>

--- a/klagomål/A 8191-2026 FSC-klagomål.docx
+++ b/klagomål/A 8191-2026 FSC-klagomål.docx
@@ -2141,7 +2141,7 @@
     <w:r>
       <w:tab/>
       <w:tab/>
-      <w:t>2026-10-11</w:t>
+      <w:t>2026-10-12</w:t>
       <w:br/>
       <w:br/>
     </w:r>

--- a/klagomål/A 8191-2026 FSC-klagomål.docx
+++ b/klagomål/A 8191-2026 FSC-klagomål.docx
@@ -2141,7 +2141,7 @@
     <w:r>
       <w:tab/>
       <w:tab/>
-      <w:t>2026-10-12</w:t>
+      <w:t>2026-10-13</w:t>
       <w:br/>
       <w:br/>
     </w:r>

--- a/klagomål/A 8191-2026 FSC-klagomål.docx
+++ b/klagomål/A 8191-2026 FSC-klagomål.docx
@@ -2141,7 +2141,7 @@
     <w:r>
       <w:tab/>
       <w:tab/>
-      <w:t>2026-10-13</w:t>
+      <w:t>2026-10-14</w:t>
       <w:br/>
       <w:br/>
     </w:r>

--- a/klagomål/A 8191-2026 FSC-klagomål.docx
+++ b/klagomål/A 8191-2026 FSC-klagomål.docx
@@ -2141,7 +2141,7 @@
     <w:r>
       <w:tab/>
       <w:tab/>
-      <w:t>2026-10-14</w:t>
+      <w:t>2026-10-15</w:t>
       <w:br/>
       <w:br/>
     </w:r>

--- a/klagomål/A 8191-2026 FSC-klagomål.docx
+++ b/klagomål/A 8191-2026 FSC-klagomål.docx
@@ -2141,7 +2141,7 @@
     <w:r>
       <w:tab/>
       <w:tab/>
-      <w:t>2026-10-15</w:t>
+      <w:t>2026-10-16</w:t>
       <w:br/>
       <w:br/>
     </w:r>

--- a/klagomål/A 8191-2026 FSC-klagomål.docx
+++ b/klagomål/A 8191-2026 FSC-klagomål.docx
@@ -2141,7 +2141,7 @@
     <w:r>
       <w:tab/>
       <w:tab/>
-      <w:t>2026-10-16</w:t>
+      <w:t>2026-10-17</w:t>
       <w:br/>
       <w:br/>
     </w:r>

--- a/klagomål/A 8191-2026 FSC-klagomål.docx
+++ b/klagomål/A 8191-2026 FSC-klagomål.docx
@@ -2141,7 +2141,7 @@
     <w:r>
       <w:tab/>
       <w:tab/>
-      <w:t>2026-10-17</w:t>
+      <w:t>2026-10-18</w:t>
       <w:br/>
       <w:br/>
     </w:r>

--- a/klagomål/A 8191-2026 FSC-klagomål.docx
+++ b/klagomål/A 8191-2026 FSC-klagomål.docx
@@ -2141,7 +2141,7 @@
     <w:r>
       <w:tab/>
       <w:tab/>
-      <w:t>2026-10-18</w:t>
+      <w:t>2026-10-19</w:t>
       <w:br/>
       <w:br/>
     </w:r>

--- a/klagomål/A 8191-2026 FSC-klagomål.docx
+++ b/klagomål/A 8191-2026 FSC-klagomål.docx
@@ -2141,7 +2141,7 @@
     <w:r>
       <w:tab/>
       <w:tab/>
-      <w:t>2026-10-19</w:t>
+      <w:t>2026-10-20</w:t>
       <w:br/>
       <w:br/>
     </w:r>

--- a/klagomål/A 8191-2026 FSC-klagomål.docx
+++ b/klagomål/A 8191-2026 FSC-klagomål.docx
@@ -2141,7 +2141,7 @@
     <w:r>
       <w:tab/>
       <w:tab/>
-      <w:t>2026-10-20</w:t>
+      <w:t>2026-10-21</w:t>
       <w:br/>
       <w:br/>
     </w:r>

--- a/klagomål/A 8191-2026 FSC-klagomål.docx
+++ b/klagomål/A 8191-2026 FSC-klagomål.docx
@@ -2141,7 +2141,7 @@
     <w:r>
       <w:tab/>
       <w:tab/>
-      <w:t>2026-10-21</w:t>
+      <w:t>2026-10-22</w:t>
       <w:br/>
       <w:br/>
     </w:r>

--- a/klagomål/A 8191-2026 FSC-klagomål.docx
+++ b/klagomål/A 8191-2026 FSC-klagomål.docx
@@ -2141,7 +2141,7 @@
     <w:r>
       <w:tab/>
       <w:tab/>
-      <w:t>2026-10-22</w:t>
+      <w:t>2026-10-23</w:t>
       <w:br/>
       <w:br/>
     </w:r>

--- a/klagomål/A 8191-2026 FSC-klagomål.docx
+++ b/klagomål/A 8191-2026 FSC-klagomål.docx
@@ -2141,7 +2141,7 @@
     <w:r>
       <w:tab/>
       <w:tab/>
-      <w:t>2026-10-23</w:t>
+      <w:t>2026-10-24</w:t>
       <w:br/>
       <w:br/>
     </w:r>

--- a/klagomål/A 8191-2026 FSC-klagomål.docx
+++ b/klagomål/A 8191-2026 FSC-klagomål.docx
@@ -2141,7 +2141,7 @@
     <w:r>
       <w:tab/>
       <w:tab/>
-      <w:t>2026-10-24</w:t>
+      <w:t>2026-10-25</w:t>
       <w:br/>
       <w:br/>
     </w:r>

--- a/klagomål/A 8191-2026 FSC-klagomål.docx
+++ b/klagomål/A 8191-2026 FSC-klagomål.docx
@@ -2141,7 +2141,7 @@
     <w:r>
       <w:tab/>
       <w:tab/>
-      <w:t>2026-10-25</w:t>
+      <w:t>2026-10-26</w:t>
       <w:br/>
       <w:br/>
     </w:r>

--- a/klagomål/A 8191-2026 FSC-klagomål.docx
+++ b/klagomål/A 8191-2026 FSC-klagomål.docx
@@ -2141,7 +2141,7 @@
     <w:r>
       <w:tab/>
       <w:tab/>
-      <w:t>2026-10-26</w:t>
+      <w:t>2026-10-27</w:t>
       <w:br/>
       <w:br/>
     </w:r>

--- a/klagomål/A 8191-2026 FSC-klagomål.docx
+++ b/klagomål/A 8191-2026 FSC-klagomål.docx
@@ -2141,7 +2141,7 @@
     <w:r>
       <w:tab/>
       <w:tab/>
-      <w:t>2026-10-27</w:t>
+      <w:t>2026-10-28</w:t>
       <w:br/>
       <w:br/>
     </w:r>

--- a/klagomål/A 8191-2026 FSC-klagomål.docx
+++ b/klagomål/A 8191-2026 FSC-klagomål.docx
@@ -2141,7 +2141,7 @@
     <w:r>
       <w:tab/>
       <w:tab/>
-      <w:t>2026-10-28</w:t>
+      <w:t>2026-10-29</w:t>
       <w:br/>
       <w:br/>
     </w:r>

--- a/klagomål/A 8191-2026 FSC-klagomål.docx
+++ b/klagomål/A 8191-2026 FSC-klagomål.docx
@@ -221,7 +221,7 @@
     </w:p>
     <w:p>
       <w:r>
-        <w:t>I och inom 24 meter från avverkningsanmälan finns fynd av 31 naturvårdsarter, varav 12 är rödlistade, 15 är fridlysta, 23 är typiska (T) och 7 är signalarter (S): garnlav (VU, T), gränsticka (VU, T), knärot (VU, T, §8), hängticka (NT), rosenticka (NT, T), rynkskinn (NT, T), skogshare (NT), talltita (NT, §4), tretåig hackspett (NT, T, §4), ullticka (NT, T), violettgrå tagellav (NT, T), vårärt (NT, T), bronshjon (S, T), korallrot (S, T, §8), spindelblomster (S, T, §8), thomsons trägnagare (S), trådticka (S, T), vedticka (S, T), ögonpyrola (S, T), blåsippa (T, §9), gråspett (T, §4), järpe (T, §4), liljekonvalj (T), linnea (T), spillkråka (T, §4), tjäder (T, §4), tofsmes (T, §4), kungsfågel (§4), vanlig groda (§6), fläcknycklar (§8) och revlummer (§9). Se Figur 1.</w:t>
+        <w:t>I och inom 24 meter från avverkningsanmälan finns fynd av 32 naturvårdsarter, varav 13 är rödlistade, 15 är fridlysta, 23 är typiska (T) och 7 är signalarter (S): garnlav (VU, T), gränsticka (VU, T), knärot (VU, T, §8), ulltickeporing (VU), hängticka (NT), rosenticka (NT, T), rynkskinn (NT, T), skogshare (NT), talltita (NT, §4), tretåig hackspett (NT, T, §4), ullticka (NT, T), violettgrå tagellav (NT, T), vårärt (NT, T), bronshjon (S, T), korallrot (S, T, §8), spindelblomster (S, T, §8), thomsons trägnagare (S), trådticka (S, T), vedticka (S, T), ögonpyrola (S, T), blåsippa (T, §9), gråspett (T, §4), järpe (T, §4), liljekonvalj (T), linnea (T), spillkråka (T, §4), tjäder (T, §4), tofsmes (T, §4), kungsfågel (§4), vanlig groda (§6), fläcknycklar (§8) och revlummer (§9). Se Figur 1.</w:t>
       </w:r>
     </w:p>
     <w:p>
@@ -401,6 +401,30 @@
         <w:rPr>
           <w:b/>
         </w:rPr>
+        <w:t xml:space="preserve">Ulltickeporing </w:t>
+      </w:r>
+      <w:r>
+        <w:rPr>
+          <w:b/>
+          <w:i/>
+        </w:rPr>
+        <w:t>Skeletocutis brevispora</w:t>
+      </w:r>
+      <w:r>
+        <w:rPr>
+          <w:b/>
+        </w:rPr>
+        <w:t xml:space="preserve"> (VU)</w:t>
+      </w:r>
+      <w:r>
+        <w:t>, rödlistad som sårbar, växer på ullticka (NT) i naturskogsartade granskogar. Avverkning av naturskogslika miljöer och av grova granar där ulltickeporing förekommer är ett direkt hot mot artens fortlevnad. Alla skogliga åtgärder som innebär att lågor och döda eller skadade träd tas bort missgynnar arten. På sikt är minskad tillgång till lämpligt substrat och krympande areal av naturskog ett hot, framförallt råder brist på grov ved som lågor i sena nedbrytningsstadier. Ytterligare fragmentering av skogslandskapet minskar artens möjligheter till spridning. Gamla granskogar som hyser arten undantas helt från skogsbruk (SLU Artdatabanken, 2024).</w:t>
+      </w:r>
+    </w:p>
+    <w:p>
+      <w:r>
+        <w:rPr>
+          <w:b/>
+        </w:rPr>
         <w:t xml:space="preserve">Hängticka (NT) </w:t>
       </w:r>
       <w:r>
@@ -1038,10 +1062,18 @@
         <w:rPr>
           <w:b/>
         </w:rPr>
-        <w:t xml:space="preserve">6.4.3 </w:t>
-      </w:r>
-      <w:r>
-        <w:t>Bevarandeåtgärder genomförs för de kända förekomster av rödlistade arter som påverkas av skogsbruk.</w:t>
+        <w:t xml:space="preserve">6.4.1 </w:t>
+      </w:r>
+      <w:r>
+        <w:t>Följande biotoper undantas från alla skogsbruksåtgärder, förutom åtgärder påkallade för att bevara eller främja biotopens naturliga eller hävdbetingade biologiska mångfald:</w:t>
+      </w:r>
+    </w:p>
+    <w:p>
+      <w:pPr>
+        <w:ind w:left="357"/>
+      </w:pPr>
+      <w:r>
+        <w:t>b) nyckelbiotoper enligt Skogsstyrelsens definition och metod (1995)</w:t>
       </w:r>
     </w:p>
     <w:p>
@@ -1059,7 +1091,36 @@
         <w:rPr>
           <w:i/>
         </w:rPr>
-        <w:t>I det avverkningsanmälda skogsområdet har 31 naturvårdsarter varav 12 rödlistade arter sina livsmiljöer och växtplatser.</w:t>
+        <w:t>I det avverkningsanmälda skogsområdet har 20 rödlistade arter och signalarter påträffats. Detta ska jämföras med Skogsstyrelsens uppföljning 2017 av nyckelbiotoper som visade att man i genomsnitt hittar 20,6 olika rödlistade arter och signalarter i en nyckelbiotop (Wijk, S. 2017. Biologisk mångfald i nyckelbiotoper – Resultat från inventeringen “Uppföljning biologisk mångfald” 2009–2015. Rapport 4/2017 Skogsstyrelsen, Jönköping).</w:t>
+      </w:r>
+    </w:p>
+    <w:p>
+      <w:r>
+        <w:rPr>
+          <w:b/>
+        </w:rPr>
+        <w:t xml:space="preserve">6.4.3 </w:t>
+      </w:r>
+      <w:r>
+        <w:t>Bevarandeåtgärder genomförs för de kända förekomster av rödlistade arter som påverkas av skogsbruk.</w:t>
+      </w:r>
+    </w:p>
+    <w:p>
+      <w:pPr>
+        <w:pStyle w:val="ListBullet"/>
+      </w:pPr>
+      <w:r>
+        <w:rPr>
+          <w:b/>
+          <w:i/>
+        </w:rPr>
+        <w:t xml:space="preserve">Kommentar: </w:t>
+      </w:r>
+      <w:r>
+        <w:rPr>
+          <w:i/>
+        </w:rPr>
+        <w:t>I det avverkningsanmälda skogsområdet har 32 naturvårdsarter varav 13 rödlistade arter sina livsmiljöer och växtplatser.</w:t>
       </w:r>
     </w:p>
     <w:p>
@@ -1256,7 +1317,9 @@
         <w:pStyle w:val="Title"/>
       </w:pPr>
       <w:r>
-        <w:t>BILAGA 1 – Fridlysta arter</w:t>
+        <w:t>BILAGA 1 –</w:t>
+        <w:br/>
+        <w:t>Fridlysta och rödlistade arter</w:t>
       </w:r>
     </w:p>
     <w:p>
@@ -1482,6 +1545,96 @@
     <w:p>
       <w:r>
         <w:t xml:space="preserve">SLU Artdatabanken, 2024. </w:t>
+      </w:r>
+      <w:r>
+        <w:rPr>
+          <w:i/>
+        </w:rPr>
+        <w:t xml:space="preserve">Artfaktablad. Naturvård – artfakta. </w:t>
+      </w:r>
+      <w:r>
+        <w:t>SLU Artdatabanken, Uppsala.</w:t>
+      </w:r>
+    </w:p>
+    <w:p>
+      <w:pPr>
+        <w:pStyle w:val="Heading1"/>
+      </w:pPr>
+      <w:r>
+        <w:t>Ulltickeporing – ekologi samt krav på livsmiljön</w:t>
+      </w:r>
+    </w:p>
+    <w:p>
+      <w:r>
+        <w:t xml:space="preserve">Ulltickeporing </w:t>
+      </w:r>
+      <w:r>
+        <w:rPr>
+          <w:i/>
+        </w:rPr>
+        <w:t>Skeletocutis brevispora</w:t>
+      </w:r>
+      <w:r>
+        <w:t xml:space="preserve"> (VU), rödlistad som sårbar, växer på ullticka (NT) i naturskogsartade granskogar. Avverkning av naturskogslika miljöer och av grova granar där ulltickeporing förekommer är ett direkt hot mot artens fortlevnad Alla skogliga åtgärder som innebär att lågor och döda eller skadade träd tas bort missgynnar arten. På sikt är minskad tillgång till lämpligt substrat och krympande areal av naturskog ett hot, framförallt råder brist på grov ved som lågor i sena nedbrytningsstadier. Ytterligare fragmentering av skogslandskapet minskar artens möjligheter till spridning. Gamla granskogar som hyser arten undantas helt från skogsbruk (SLU Artdatabanken, 2026).</w:t>
+      </w:r>
+    </w:p>
+    <w:p>
+      <w:r>
+        <w:t xml:space="preserve">Ulltickeporingen har nyligen delats upp i de tre olika arterna ulltickeporing </w:t>
+      </w:r>
+      <w:r>
+        <w:rPr>
+          <w:i/>
+        </w:rPr>
+        <w:t xml:space="preserve">Skeletocutis brevispora </w:t>
+      </w:r>
+      <w:r>
+        <w:t>(VU)</w:t>
+      </w:r>
+      <w:r>
+        <w:rPr>
+          <w:i/>
+        </w:rPr>
+        <w:t>, Skeletocutis delicata</w:t>
+      </w:r>
+      <w:r>
+        <w:t xml:space="preserve"> (VU)</w:t>
+      </w:r>
+      <w:r>
+        <w:rPr>
+          <w:i/>
+        </w:rPr>
+        <w:t xml:space="preserve"> och Skeletocutis exilis</w:t>
+      </w:r>
+      <w:r>
+        <w:t xml:space="preserve"> (NT) (SLU Artdatabanken, 2026; Miettinen &amp; Niemelä, 2018).</w:t>
+      </w:r>
+    </w:p>
+    <w:p>
+      <w:pPr>
+        <w:pStyle w:val="Heading2"/>
+      </w:pPr>
+      <w:r>
+        <w:t>Referenser – ulltickeporing</w:t>
+      </w:r>
+    </w:p>
+    <w:p>
+      <w:r>
+        <w:t xml:space="preserve">Miettinen, O. &amp; Niemelä, T., 2018. </w:t>
+      </w:r>
+      <w:r>
+        <w:rPr>
+          <w:i/>
+        </w:rPr>
+        <w:t>Two new temperate polypore species of Skeletocutis (Polyporales, Basidiomycota)</w:t>
+      </w:r>
+      <w:r>
+        <w:t>. Ann. Bot. Fennici 55: 195–206.</w:t>
+      </w:r>
+    </w:p>
+    <w:p>
+      <w:r>
+        <w:t xml:space="preserve">SLU Artdatabanken, 2026. </w:t>
       </w:r>
       <w:r>
         <w:rPr>
@@ -2141,7 +2294,7 @@
     <w:r>
       <w:tab/>
       <w:tab/>
-      <w:t>2026-10-29</w:t>
+      <w:t>2026-10-31</w:t>
       <w:br/>
       <w:br/>
     </w:r>
